--- a/各类表格/6.1 单项测评结论判定/素材1-4：教师演示用——快速判定参考卡.docx
+++ b/各类表格/6.1 单项测评结论判定/素材1-4：教师演示用——快速判定参考卡.docx
@@ -314,6 +314,11 @@
           <w:rFonts w:hint="eastAsia"/>
         </w:rPr>
         <w:t xml:space="preserve">    └─ 威胁不存在 → 不适用</w:t>
+      </w:r>
+    </w:p>
+    <w:p>
+      <w:r>
+        <w:t>★ 高风险一票否决：测评项存在高风险问题时，无论其满足程度如何，单项结论直接判“不符合”；被测系统只要存在 1 项高风险，整体结论直接判“不符合”。</w:t>
       </w:r>
     </w:p>
     <w:sectPr>
